--- a/src/content/bios/Saouma-EV 2013.docx
+++ b/src/content/bios/Saouma-EV 2013.docx
@@ -17,7 +17,23 @@
           <w:sz w:val="24"/>
           <w:szCs w:val="24"/>
         </w:rPr>
-        <w:t>SAOUMA, Edouard Victor, agronomist and sixth Director-General of the Food and Agriculture Organization of the United Nations (FAO) 1976-1993. He was born 6 November 1926 in Beirut, Lebanon, and died there on 1 December 2012. He was the son of Victor Youssef Saouma, trader in nutritive products, and Evelyne Tyan. In 1951 he married Ines Forero-Ramos. They had two daughters and one son.</w:t>
+        <w:t xml:space="preserve">SAOUMA, Edouard Victor, </w:t>
+      </w:r>
+      <w:r>
+        <w:rPr>
+          <w:b/>
+          <w:sz w:val="24"/>
+          <w:szCs w:val="24"/>
+        </w:rPr>
+        <w:t xml:space="preserve">Lebanese </w:t>
+      </w:r>
+      <w:r>
+        <w:rPr>
+          <w:b/>
+          <w:sz w:val="24"/>
+          <w:szCs w:val="24"/>
+        </w:rPr>
+        <w:t>agronomist and sixth Director-General of the Food and Agriculture Organization of the United Nations (FAO) 1976-1993. He was born 6 November 1926 in Beirut, Lebanon, and died there on 1 December 2012. He was the son of Victor Youssef Saouma, trader in nutritive products, and Evelyne Tyan. In 1951 he married Ines Forero-Ramos. They had two daughters and one son.</w:t>
       </w:r>
     </w:p>
     <w:p>
@@ -64,7 +80,7 @@
                     </pic:cNvPicPr>
                   </pic:nvPicPr>
                   <pic:blipFill>
-                    <a:blip r:embed="rId4">
+                    <a:blip r:embed="rId6">
                       <a:extLst>
                         <a:ext uri="{28A0092B-C50C-407E-A947-70E740481C1C}">
                           <a14:useLocalDpi xmlns:a14="http://schemas.microsoft.com/office/drawing/2010/main" val="0"/>
@@ -1417,7 +1433,7 @@
         </w:rPr>
         <w:t xml:space="preserve">: E.V. Souma’s documents and some audio fragments can be found in the FAO Corporate Document Repository, available at </w:t>
       </w:r>
-      <w:hyperlink r:id="rId5" w:history="1">
+      <w:hyperlink r:id="rId7" w:history="1">
         <w:r>
           <w:rPr>
             <w:rStyle w:val="Hyperlink"/>
@@ -1451,7 +1467,7 @@
         </w:rPr>
         <w:t xml:space="preserve">, and in the historic archives of the FAO Newsroom Audio, available at </w:t>
       </w:r>
-      <w:hyperlink r:id="rId6" w:history="1">
+      <w:hyperlink r:id="rId8" w:history="1">
         <w:r>
           <w:rPr>
             <w:rStyle w:val="Hyperlink"/>
@@ -2272,7 +2288,7 @@
         </w:rPr>
         <w:t xml:space="preserve">Eisenberg, </w:t>
       </w:r>
-      <w:hyperlink r:id="rId7" w:history="1">
+      <w:hyperlink r:id="rId9" w:history="1">
         <w:r>
           <w:rPr>
             <w:rStyle w:val="Hyperlink"/>
@@ -2293,9 +2309,9 @@
     </w:p>
     <w:p/>
     <w:sectPr>
-      <w:headerReference w:type="even" r:id="rId8"/>
-      <w:headerReference w:type="default" r:id="rId9"/>
-      <w:footerReference w:type="default" r:id="rId10"/>
+      <w:headerReference w:type="even" r:id="rId10"/>
+      <w:headerReference w:type="default" r:id="rId11"/>
+      <w:footerReference w:type="default" r:id="rId12"/>
       <w:pgSz w:w="11906" w:h="16838"/>
       <w:pgMar w:top="1418" w:right="1418" w:bottom="1418" w:left="1418" w:header="709" w:footer="709" w:gutter="0"/>
       <w:cols w:space="720"/>
@@ -2303,6 +2319,25 @@
     </w:sectPr>
   </w:body>
 </w:document>
+</file>
+
+<file path=word/endnotes.xml><?xml version="1.0" encoding="utf-8"?>
+<w:endnotes xmlns:wpc="http://schemas.microsoft.com/office/word/2010/wordprocessingCanvas" xmlns:cx="http://schemas.microsoft.com/office/drawing/2014/chartex" xmlns:cx1="http://schemas.microsoft.com/office/drawing/2015/9/8/chartex" xmlns:cx2="http://schemas.microsoft.com/office/drawing/2015/10/21/chartex" xmlns:cx3="http://schemas.microsoft.com/office/drawing/2016/5/9/chartex" xmlns:cx4="http://schemas.microsoft.com/office/drawing/2016/5/10/chartex" xmlns:cx5="http://schemas.microsoft.com/office/drawing/2016/5/11/chartex" xmlns:cx6="http://schemas.microsoft.com/office/drawing/2016/5/12/chartex" xmlns:cx7="http://schemas.microsoft.com/office/drawing/2016/5/13/chartex" xmlns:cx8="http://schemas.microsoft.com/office/drawing/2016/5/14/chartex" xmlns:mc="http://schemas.openxmlformats.org/markup-compatibility/2006" xmlns:m="http://schemas.openxmlformats.org/officeDocument/2006/math" xmlns:aink="http://schemas.microsoft.com/office/drawing/2016/ink" xmlns:am3d="http://schemas.microsoft.com/office/drawing/2017/model3d" xmlns:oel="http://schemas.microsoft.com/office/2019/extlst" xmlns:r="http://schemas.openxmlformats.org/officeDocument/2006/relationships" xmlns:wp14="http://schemas.microsoft.com/office/word/2010/wordprocessingDrawing" xmlns:wp="http://schemas.openxmlformats.org/drawingml/2006/wordprocessingDrawing" xmlns:wpg="http://schemas.microsoft.com/office/word/2010/wordprocessingGroup" xmlns:wpi="http://schemas.microsoft.com/office/word/2010/wordprocessingInk" xmlns:wps="http://schemas.microsoft.com/office/word/2010/wordprocessingShape" xmlns:o="urn:schemas-microsoft-com:office:office" xmlns:v="urn:schemas-microsoft-com:vml" xmlns:w10="urn:schemas-microsoft-com:office:word" xmlns:w="http://schemas.openxmlformats.org/wordprocessingml/2006/main" xmlns:w14="http://schemas.microsoft.com/office/word/2010/wordml" xmlns:w15="http://schemas.microsoft.com/office/word/2012/wordml" xmlns:w16cei="http://schemas.microsoft.com/office/word/2026/wordml/cei" xmlns:w16cex="http://schemas.microsoft.com/office/word/2018/wordml/cex" xmlns:w16cid="http://schemas.microsoft.com/office/word/2016/wordml/cid" xmlns:w16="http://schemas.microsoft.com/office/word/2018/wordml" xmlns:w16sdtdh="http://schemas.microsoft.com/office/word/2020/wordml/sdtdatahash" xmlns:w16sdtfl="http://schemas.microsoft.com/office/word/2024/wordml/sdtformatlock" xmlns:w16se="http://schemas.microsoft.com/office/word/2015/wordml/symex" xmlns:w16du="http://schemas.microsoft.com/office/word/2023/wordml/word16du" xmlns:wne="http://schemas.microsoft.com/office/word/2006/wordml" mc:Ignorable="w14 w15 w16se w16cid w16 w16cex w16sdtdh w16sdtfl w16du wp14">
+  <w:endnote w:type="separator" w:id="-1">
+    <w:p>
+      <w:r>
+        <w:separator/>
+      </w:r>
+    </w:p>
+  </w:endnote>
+  <w:endnote w:type="continuationSeparator" w:id="0">
+    <w:p>
+      <w:r>
+        <w:continuationSeparator/>
+      </w:r>
+    </w:p>
+  </w:endnote>
+</w:endnotes>
 </file>
 
 <file path=word/footer1.xml><?xml version="1.0" encoding="utf-8"?>
@@ -2355,6 +2390,25 @@
     </w:pPr>
   </w:p>
 </w:ftr>
+</file>
+
+<file path=word/footnotes.xml><?xml version="1.0" encoding="utf-8"?>
+<w:footnotes xmlns:wpc="http://schemas.microsoft.com/office/word/2010/wordprocessingCanvas" xmlns:cx="http://schemas.microsoft.com/office/drawing/2014/chartex" xmlns:cx1="http://schemas.microsoft.com/office/drawing/2015/9/8/chartex" xmlns:cx2="http://schemas.microsoft.com/office/drawing/2015/10/21/chartex" xmlns:cx3="http://schemas.microsoft.com/office/drawing/2016/5/9/chartex" xmlns:cx4="http://schemas.microsoft.com/office/drawing/2016/5/10/chartex" xmlns:cx5="http://schemas.microsoft.com/office/drawing/2016/5/11/chartex" xmlns:cx6="http://schemas.microsoft.com/office/drawing/2016/5/12/chartex" xmlns:cx7="http://schemas.microsoft.com/office/drawing/2016/5/13/chartex" xmlns:cx8="http://schemas.microsoft.com/office/drawing/2016/5/14/chartex" xmlns:mc="http://schemas.openxmlformats.org/markup-compatibility/2006" xmlns:m="http://schemas.openxmlformats.org/officeDocument/2006/math" xmlns:aink="http://schemas.microsoft.com/office/drawing/2016/ink" xmlns:am3d="http://schemas.microsoft.com/office/drawing/2017/model3d" xmlns:oel="http://schemas.microsoft.com/office/2019/extlst" xmlns:r="http://schemas.openxmlformats.org/officeDocument/2006/relationships" xmlns:wp14="http://schemas.microsoft.com/office/word/2010/wordprocessingDrawing" xmlns:wp="http://schemas.openxmlformats.org/drawingml/2006/wordprocessingDrawing" xmlns:wpg="http://schemas.microsoft.com/office/word/2010/wordprocessingGroup" xmlns:wpi="http://schemas.microsoft.com/office/word/2010/wordprocessingInk" xmlns:wps="http://schemas.microsoft.com/office/word/2010/wordprocessingShape" xmlns:o="urn:schemas-microsoft-com:office:office" xmlns:v="urn:schemas-microsoft-com:vml" xmlns:w10="urn:schemas-microsoft-com:office:word" xmlns:w="http://schemas.openxmlformats.org/wordprocessingml/2006/main" xmlns:w14="http://schemas.microsoft.com/office/word/2010/wordml" xmlns:w15="http://schemas.microsoft.com/office/word/2012/wordml" xmlns:w16cei="http://schemas.microsoft.com/office/word/2026/wordml/cei" xmlns:w16cex="http://schemas.microsoft.com/office/word/2018/wordml/cex" xmlns:w16cid="http://schemas.microsoft.com/office/word/2016/wordml/cid" xmlns:w16="http://schemas.microsoft.com/office/word/2018/wordml" xmlns:w16sdtdh="http://schemas.microsoft.com/office/word/2020/wordml/sdtdatahash" xmlns:w16sdtfl="http://schemas.microsoft.com/office/word/2024/wordml/sdtformatlock" xmlns:w16se="http://schemas.microsoft.com/office/word/2015/wordml/symex" xmlns:w16du="http://schemas.microsoft.com/office/word/2023/wordml/word16du" xmlns:wne="http://schemas.microsoft.com/office/word/2006/wordml" mc:Ignorable="w14 w15 w16se w16cid w16 w16cex w16sdtdh w16sdtfl w16du wp14">
+  <w:footnote w:type="separator" w:id="-1">
+    <w:p>
+      <w:r>
+        <w:separator/>
+      </w:r>
+    </w:p>
+  </w:footnote>
+  <w:footnote w:type="continuationSeparator" w:id="0">
+    <w:p>
+      <w:r>
+        <w:continuationSeparator/>
+      </w:r>
+    </w:p>
+  </w:footnote>
+</w:footnotes>
 </file>
 
 <file path=word/header1.xml><?xml version="1.0" encoding="utf-8"?>
